--- a/docs/qa/g8/rapor_tr.docx
+++ b/docs/qa/g8/rapor_tr.docx
@@ -5167,7 +5167,7 @@
           </w:tcPr>
           <w:p>
             <w:r>
-              <w:t>Pasif direnç emniyet katsayısı</w:t>
+              <w:t>Sürşarj tabanı</w:t>
             </w:r>
           </w:p>
         </w:tc>
@@ -5177,7 +5177,7 @@
           </w:tcPr>
           <w:p>
             <w:r>
-              <w:t>1.50</w:t>
+              <w:t>Yatay izdüşüm başına</w:t>
             </w:r>
           </w:p>
         </w:tc>
@@ -5189,7 +5189,7 @@
           </w:tcPr>
           <w:p>
             <w:r>
-              <w:t>Yöntem</w:t>
+              <w:t>Pasif direnç emniyet katsayısı</w:t>
             </w:r>
           </w:p>
         </w:tc>
@@ -5199,7 +5199,7 @@
           </w:tcPr>
           <w:p>
             <w:r>
-              <w:t>Görünür basınç, mafsal yöntemi</w:t>
+              <w:t>1.50</w:t>
             </w:r>
           </w:p>
         </w:tc>
@@ -5211,7 +5211,7 @@
           </w:tcPr>
           <w:p>
             <w:r>
-              <w:t>Kuramsal gömülme D0 (m)</w:t>
+              <w:t>Gömülme artışı</w:t>
             </w:r>
           </w:p>
         </w:tc>
@@ -5221,7 +5221,7 @@
           </w:tcPr>
           <w:p>
             <w:r>
-              <w:t>7.71</w:t>
+              <w:t>—</w:t>
             </w:r>
           </w:p>
         </w:tc>
@@ -5233,7 +5233,7 @@
           </w:tcPr>
           <w:p>
             <w:r>
-              <w:t>Tasarım gömülmesi D (m)</w:t>
+              <w:t>İzin verilen gerilme (MPa)</w:t>
             </w:r>
           </w:p>
         </w:tc>
@@ -5243,7 +5243,7 @@
           </w:tcPr>
           <w:p>
             <w:r>
-              <w:t>9.25</w:t>
+              <w:t>—</w:t>
             </w:r>
           </w:p>
         </w:tc>
@@ -5255,7 +5255,7 @@
           </w:tcPr>
           <w:p>
             <w:r>
-              <w:t>Duvar boyu (m)</w:t>
+              <w:t>Yöntem</w:t>
             </w:r>
           </w:p>
         </w:tc>
@@ -5265,7 +5265,7 @@
           </w:tcPr>
           <w:p>
             <w:r>
-              <w:t>19.25</w:t>
+              <w:t>Görünür basınç, mafsal yöntemi</w:t>
             </w:r>
           </w:p>
         </w:tc>
@@ -5277,7 +5277,7 @@
           </w:tcPr>
           <w:p>
             <w:r>
-              <w:t>Taban tepkisi R_B (kN/m)</w:t>
+              <w:t>Kuramsal gömülme D0 (m)</w:t>
             </w:r>
           </w:p>
         </w:tc>
@@ -5287,7 +5287,7 @@
           </w:tcPr>
           <w:p>
             <w:r>
-              <w:t>52.9</w:t>
+              <w:t>7.20</w:t>
             </w:r>
           </w:p>
         </w:tc>
@@ -5299,7 +5299,7 @@
           </w:tcPr>
           <w:p>
             <w:r>
-              <w:t>En büyük moment (kNm/m)</w:t>
+              <w:t>Tasarım gömülmesi D (m)</w:t>
             </w:r>
           </w:p>
         </w:tc>
@@ -5309,7 +5309,7 @@
           </w:tcPr>
           <w:p>
             <w:r>
-              <w:t>431.4</w:t>
+              <w:t>8.64</w:t>
             </w:r>
           </w:p>
         </w:tc>
@@ -5321,7 +5321,7 @@
           </w:tcPr>
           <w:p>
             <w:r>
-              <w:t>En büyük kesme (kN/m)</w:t>
+              <w:t>Duvar boyu (m)</w:t>
             </w:r>
           </w:p>
         </w:tc>
@@ -5331,7 +5331,7 @@
           </w:tcPr>
           <w:p>
             <w:r>
-              <w:t>119.8</w:t>
+              <w:t>18.64</w:t>
             </w:r>
           </w:p>
         </w:tc>
@@ -5343,7 +5343,343 @@
           </w:tcPr>
           <w:p>
             <w:r>
-              <w:t>Gerekli mukavemet momenti (cm³)</w:t>
+              <w:t>Taban tepkisi R_B (kN/m)</w:t>
+            </w:r>
+          </w:p>
+        </w:tc>
+        <w:tc>
+          <w:tcPr>
+            <w:tcW w:type="dxa" w:w="4320"/>
+          </w:tcPr>
+          <w:p>
+            <w:r>
+              <w:t>31.2</w:t>
+            </w:r>
+          </w:p>
+        </w:tc>
+      </w:tr>
+      <w:tr>
+        <w:tc>
+          <w:tcPr>
+            <w:tcW w:type="dxa" w:w="4320"/>
+          </w:tcPr>
+          <w:p>
+            <w:r>
+              <w:t>En büyük moment (kNm/m)</w:t>
+            </w:r>
+          </w:p>
+        </w:tc>
+        <w:tc>
+          <w:tcPr>
+            <w:tcW w:type="dxa" w:w="4320"/>
+          </w:tcPr>
+          <w:p>
+            <w:r>
+              <w:t>327.3</w:t>
+            </w:r>
+          </w:p>
+        </w:tc>
+      </w:tr>
+      <w:tr>
+        <w:tc>
+          <w:tcPr>
+            <w:tcW w:type="dxa" w:w="4320"/>
+          </w:tcPr>
+          <w:p>
+            <w:r>
+              <w:t>En büyük kesme (kN/m)</w:t>
+            </w:r>
+          </w:p>
+        </w:tc>
+        <w:tc>
+          <w:tcPr>
+            <w:tcW w:type="dxa" w:w="4320"/>
+          </w:tcPr>
+          <w:p>
+            <w:r>
+              <w:t>98.1</w:t>
+            </w:r>
+          </w:p>
+        </w:tc>
+      </w:tr>
+      <w:tr>
+        <w:tc>
+          <w:tcPr>
+            <w:tcW w:type="dxa" w:w="4320"/>
+          </w:tcPr>
+          <w:p>
+            <w:r>
+              <w:t>Gerekli mukavemet momenti (cm³) (cm³/m)</w:t>
+            </w:r>
+          </w:p>
+        </w:tc>
+        <w:tc>
+          <w:tcPr>
+            <w:tcW w:type="dxa" w:w="4320"/>
+          </w:tcPr>
+          <w:p>
+            <w:r>
+              <w:t>—</w:t>
+            </w:r>
+          </w:p>
+        </w:tc>
+      </w:tr>
+    </w:tbl>
+    <w:p/>
+    <w:p>
+      <w:pPr>
+        <w:pStyle w:val="Heading3"/>
+      </w:pPr>
+      <w:r>
+        <w:t>Her seviyenin ankrajını tasarla</w:t>
+      </w:r>
+    </w:p>
+    <w:tbl>
+      <w:tblPr>
+        <w:tblStyle w:val="TableGrid"/>
+        <w:tblW w:type="auto" w:w="0"/>
+        <w:tblLook w:firstColumn="1" w:firstRow="1" w:lastColumn="0" w:lastRow="0" w:noHBand="0" w:noVBand="1" w:val="04A0"/>
+      </w:tblPr>
+      <w:tblGrid>
+        <w:gridCol w:w="4320"/>
+        <w:gridCol w:w="4320"/>
+      </w:tblGrid>
+      <w:tr>
+        <w:tc>
+          <w:tcPr>
+            <w:tcW w:type="dxa" w:w="4320"/>
+          </w:tcPr>
+          <w:p>
+            <w:r/>
+            <w:r>
+              <w:rPr>
+                <w:b/>
+              </w:rPr>
+              <w:t>Kalem</w:t>
+            </w:r>
+          </w:p>
+        </w:tc>
+        <w:tc>
+          <w:tcPr>
+            <w:tcW w:type="dxa" w:w="4320"/>
+          </w:tcPr>
+          <w:p>
+            <w:r/>
+            <w:r>
+              <w:rPr>
+                <w:b/>
+              </w:rPr>
+              <w:t>Değer</w:t>
+            </w:r>
+          </w:p>
+        </w:tc>
+      </w:tr>
+      <w:tr>
+        <w:tc>
+          <w:tcPr>
+            <w:tcW w:type="dxa" w:w="4320"/>
+          </w:tcPr>
+          <w:p>
+            <w:r>
+              <w:t>Güvenlik sayısı FS (kök)</w:t>
+            </w:r>
+          </w:p>
+        </w:tc>
+        <w:tc>
+          <w:tcPr>
+            <w:tcW w:type="dxa" w:w="4320"/>
+          </w:tcPr>
+          <w:p>
+            <w:r>
+              <w:t>2.00</w:t>
+            </w:r>
+          </w:p>
+        </w:tc>
+      </w:tr>
+      <w:tr>
+        <w:tc>
+          <w:tcPr>
+            <w:tcW w:type="dxa" w:w="4320"/>
+          </w:tcPr>
+          <w:p>
+            <w:r>
+              <w:t>Kullanılan yük aktarımı (kN/m)</w:t>
+            </w:r>
+          </w:p>
+        </w:tc>
+        <w:tc>
+          <w:tcPr>
+            <w:tcW w:type="dxa" w:w="4320"/>
+          </w:tcPr>
+          <w:p>
+            <w:r>
+              <w:t>100.0</w:t>
+            </w:r>
+          </w:p>
+        </w:tc>
+      </w:tr>
+      <w:tr>
+        <w:tc>
+          <w:tcPr>
+            <w:tcW w:type="dxa" w:w="4320"/>
+          </w:tcPr>
+          <w:p>
+            <w:r>
+              <w:t>Kilitleme yükü oranı</w:t>
+            </w:r>
+          </w:p>
+        </w:tc>
+        <w:tc>
+          <w:tcPr>
+            <w:tcW w:type="dxa" w:w="4320"/>
+          </w:tcPr>
+          <w:p>
+            <w:r>
+              <w:t>1.00</w:t>
+            </w:r>
+          </w:p>
+        </w:tc>
+      </w:tr>
+      <w:tr>
+        <w:tc>
+          <w:tcPr>
+            <w:tcW w:type="dxa" w:w="4320"/>
+          </w:tcPr>
+          <w:p>
+            <w:r>
+              <w:t>Deneme yükü katsayısı</w:t>
+            </w:r>
+          </w:p>
+        </w:tc>
+        <w:tc>
+          <w:tcPr>
+            <w:tcW w:type="dxa" w:w="4320"/>
+          </w:tcPr>
+          <w:p>
+            <w:r>
+              <w:t>1.33</w:t>
+            </w:r>
+          </w:p>
+        </w:tc>
+      </w:tr>
+      <w:tr>
+        <w:tc>
+          <w:tcPr>
+            <w:tcW w:type="dxa" w:w="4320"/>
+          </w:tcPr>
+          <w:p>
+            <w:r>
+              <w:t>Tasarım yükü sınırı (× SMTS)</w:t>
+            </w:r>
+          </w:p>
+        </w:tc>
+        <w:tc>
+          <w:tcPr>
+            <w:tcW w:type="dxa" w:w="4320"/>
+          </w:tcPr>
+          <w:p>
+            <w:r>
+              <w:t>0.60</w:t>
+            </w:r>
+          </w:p>
+        </w:tc>
+      </w:tr>
+      <w:tr>
+        <w:tc>
+          <w:tcPr>
+            <w:tcW w:type="dxa" w:w="4320"/>
+          </w:tcPr>
+          <w:p>
+            <w:r>
+              <w:t>Kilitleme sınırı (× SMTS)</w:t>
+            </w:r>
+          </w:p>
+        </w:tc>
+        <w:tc>
+          <w:tcPr>
+            <w:tcW w:type="dxa" w:w="4320"/>
+          </w:tcPr>
+          <w:p>
+            <w:r>
+              <w:t>0.70</w:t>
+            </w:r>
+          </w:p>
+        </w:tc>
+      </w:tr>
+      <w:tr>
+        <w:tc>
+          <w:tcPr>
+            <w:tcW w:type="dxa" w:w="4320"/>
+          </w:tcPr>
+          <w:p>
+            <w:r>
+              <w:t>Deneme yükü sınırı (× SMTS)</w:t>
+            </w:r>
+          </w:p>
+        </w:tc>
+        <w:tc>
+          <w:tcPr>
+            <w:tcW w:type="dxa" w:w="4320"/>
+          </w:tcPr>
+          <w:p>
+            <w:r>
+              <w:t>0.80</w:t>
+            </w:r>
+          </w:p>
+        </w:tc>
+      </w:tr>
+      <w:tr>
+        <w:tc>
+          <w:tcPr>
+            <w:tcW w:type="dxa" w:w="4320"/>
+          </w:tcPr>
+          <w:p>
+            <w:r>
+              <w:t>Tendon türü</w:t>
+            </w:r>
+          </w:p>
+        </w:tc>
+        <w:tc>
+          <w:tcPr>
+            <w:tcW w:type="dxa" w:w="4320"/>
+          </w:tcPr>
+          <w:p>
+            <w:r>
+              <w:t>Halat</w:t>
+            </w:r>
+          </w:p>
+        </w:tc>
+      </w:tr>
+      <w:tr>
+        <w:tc>
+          <w:tcPr>
+            <w:tcW w:type="dxa" w:w="4320"/>
+          </w:tcPr>
+          <w:p>
+            <w:r>
+              <w:t>Ankraj zemini</w:t>
+            </w:r>
+          </w:p>
+        </w:tc>
+        <w:tc>
+          <w:tcPr>
+            <w:tcW w:type="dxa" w:w="4320"/>
+          </w:tcPr>
+          <w:p>
+            <w:r>
+              <w:t>Zemin</w:t>
+            </w:r>
+          </w:p>
+        </w:tc>
+      </w:tr>
+      <w:tr>
+        <w:tc>
+          <w:tcPr>
+            <w:tcW w:type="dxa" w:w="4320"/>
+          </w:tcPr>
+          <w:p>
+            <w:r>
+              <w:t>Kökün kamadan uzaklığı (m)</w:t>
             </w:r>
           </w:p>
         </w:tc>
@@ -5537,7 +5873,7 @@
         <w:rPr>
           <w:b w:val="0"/>
         </w:rPr>
-        <w:t>Görünür basınç zarfı (kum): p_max = 42.3 kPa, toplam itki 423.3 kN/m.</w:t>
+        <w:t>Görünür basınç zarfı (kum): p_max = 48.3 kPa, toplam itki 423.3 kN/m.</w:t>
       </w:r>
     </w:p>
     <w:p>
@@ -5715,7 +6051,7 @@
           </w:tcPr>
           <w:p>
             <w:r>
-              <w:t>142.9</w:t>
+              <w:t>131.9</w:t>
             </w:r>
           </w:p>
         </w:tc>
@@ -5725,7 +6061,7 @@
           </w:tcPr>
           <w:p>
             <w:r>
-              <w:t>357.2</w:t>
+              <w:t>329.7</w:t>
             </w:r>
           </w:p>
         </w:tc>
@@ -5735,7 +6071,7 @@
           </w:tcPr>
           <w:p>
             <w:r>
-              <w:t>6.91</w:t>
+              <w:t>7.22</w:t>
             </w:r>
           </w:p>
         </w:tc>
@@ -5745,7 +6081,7 @@
           </w:tcPr>
           <w:p>
             <w:r>
-              <w:t>7.14</w:t>
+              <w:t>6.59</w:t>
             </w:r>
           </w:p>
         </w:tc>
@@ -5797,7 +6133,7 @@
           </w:tcPr>
           <w:p>
             <w:r>
-              <w:t>111.1</w:t>
+              <w:t>135.6</w:t>
             </w:r>
           </w:p>
         </w:tc>
@@ -5807,7 +6143,7 @@
           </w:tcPr>
           <w:p>
             <w:r>
-              <w:t>277.8</w:t>
+              <w:t>339.1</w:t>
             </w:r>
           </w:p>
         </w:tc>
@@ -5817,7 +6153,7 @@
           </w:tcPr>
           <w:p>
             <w:r>
-              <w:t>5.18</w:t>
+              <w:t>5.48</w:t>
             </w:r>
           </w:p>
         </w:tc>
@@ -5827,7 +6163,7 @@
           </w:tcPr>
           <w:p>
             <w:r>
-              <w:t>5.56</w:t>
+              <w:t>6.78</w:t>
             </w:r>
           </w:p>
         </w:tc>
@@ -5837,7 +6173,7 @@
           </w:tcPr>
           <w:p>
             <w:r>
-              <w:t>2 × 15 mm strand, ASTM A416 Gr 270 (metric 1860)</w:t>
+              <w:t>3 × 15 mm strand, ASTM A416 Gr 270 (metric 1860)</w:t>
             </w:r>
           </w:p>
         </w:tc>
@@ -5879,7 +6215,7 @@
           </w:tcPr>
           <w:p>
             <w:r>
-              <w:t>116.4</w:t>
+              <w:t>124.6</w:t>
             </w:r>
           </w:p>
         </w:tc>
@@ -5889,7 +6225,7 @@
           </w:tcPr>
           <w:p>
             <w:r>
-              <w:t>291.0</w:t>
+              <w:t>311.5</w:t>
             </w:r>
           </w:p>
         </w:tc>
@@ -5909,7 +6245,7 @@
           </w:tcPr>
           <w:p>
             <w:r>
-              <w:t>5.82</w:t>
+              <w:t>6.23</w:t>
             </w:r>
           </w:p>
         </w:tc>
@@ -5920,6 +6256,582 @@
           <w:p>
             <w:r>
               <w:t>2 × 15 mm strand, ASTM A416 Gr 270 (metric 1860)</w:t>
+            </w:r>
+          </w:p>
+        </w:tc>
+      </w:tr>
+    </w:tbl>
+    <w:p/>
+    <w:tbl>
+      <w:tblPr>
+        <w:tblStyle w:val="TableGrid"/>
+        <w:tblW w:type="auto" w:w="0"/>
+        <w:tblLook w:firstColumn="1" w:firstRow="1" w:lastColumn="0" w:lastRow="0" w:noHBand="0" w:noVBand="1" w:val="04A0"/>
+      </w:tblPr>
+      <w:tblGrid>
+        <w:gridCol w:w="2160"/>
+        <w:gridCol w:w="2160"/>
+        <w:gridCol w:w="2160"/>
+        <w:gridCol w:w="2160"/>
+      </w:tblGrid>
+      <w:tr>
+        <w:tc>
+          <w:tcPr>
+            <w:tcW w:type="dxa" w:w="2160"/>
+          </w:tcPr>
+          <w:p>
+            <w:r/>
+            <w:r>
+              <w:rPr>
+                <w:b/>
+              </w:rPr>
+              <w:t>Kontrol</w:t>
+            </w:r>
+          </w:p>
+        </w:tc>
+        <w:tc>
+          <w:tcPr>
+            <w:tcW w:type="dxa" w:w="2160"/>
+          </w:tcPr>
+          <w:p>
+            <w:r/>
+            <w:r>
+              <w:rPr>
+                <w:b/>
+              </w:rPr>
+              <w:t>Talep</w:t>
+            </w:r>
+          </w:p>
+        </w:tc>
+        <w:tc>
+          <w:tcPr>
+            <w:tcW w:type="dxa" w:w="2160"/>
+          </w:tcPr>
+          <w:p>
+            <w:r/>
+            <w:r>
+              <w:rPr>
+                <w:b/>
+              </w:rPr>
+              <w:t>Sınır</w:t>
+            </w:r>
+          </w:p>
+        </w:tc>
+        <w:tc>
+          <w:tcPr>
+            <w:tcW w:type="dxa" w:w="2160"/>
+          </w:tcPr>
+          <w:p>
+            <w:r/>
+            <w:r>
+              <w:rPr>
+                <w:b/>
+              </w:rPr>
+              <w:t>Sonuç</w:t>
+            </w:r>
+          </w:p>
+        </w:tc>
+      </w:tr>
+      <w:tr>
+        <w:tc>
+          <w:tcPr>
+            <w:tcW w:type="dxa" w:w="2160"/>
+          </w:tcPr>
+          <w:p>
+            <w:r>
+              <w:t>1.50 m: Tasarım yükü ≤ tendon sınırı</w:t>
+            </w:r>
+          </w:p>
+        </w:tc>
+        <w:tc>
+          <w:tcPr>
+            <w:tcW w:type="dxa" w:w="2160"/>
+          </w:tcPr>
+          <w:p>
+            <w:r>
+              <w:t>329.69</w:t>
+            </w:r>
+          </w:p>
+        </w:tc>
+        <w:tc>
+          <w:tcPr>
+            <w:tcW w:type="dxa" w:w="2160"/>
+          </w:tcPr>
+          <w:p>
+            <w:r>
+              <w:t>469.26</w:t>
+            </w:r>
+          </w:p>
+        </w:tc>
+        <w:tc>
+          <w:tcPr>
+            <w:tcW w:type="dxa" w:w="2160"/>
+          </w:tcPr>
+          <w:p>
+            <w:r>
+              <w:t>Sağlıyor</w:t>
+            </w:r>
+          </w:p>
+        </w:tc>
+      </w:tr>
+      <w:tr>
+        <w:tc>
+          <w:tcPr>
+            <w:tcW w:type="dxa" w:w="2160"/>
+          </w:tcPr>
+          <w:p>
+            <w:r>
+              <w:t>1.50 m: Kilitleme yükü ≤ tendon sınırı</w:t>
+            </w:r>
+          </w:p>
+        </w:tc>
+        <w:tc>
+          <w:tcPr>
+            <w:tcW w:type="dxa" w:w="2160"/>
+          </w:tcPr>
+          <w:p>
+            <w:r>
+              <w:t>329.69</w:t>
+            </w:r>
+          </w:p>
+        </w:tc>
+        <w:tc>
+          <w:tcPr>
+            <w:tcW w:type="dxa" w:w="2160"/>
+          </w:tcPr>
+          <w:p>
+            <w:r>
+              <w:t>547.47</w:t>
+            </w:r>
+          </w:p>
+        </w:tc>
+        <w:tc>
+          <w:tcPr>
+            <w:tcW w:type="dxa" w:w="2160"/>
+          </w:tcPr>
+          <w:p>
+            <w:r>
+              <w:t>Sağlıyor</w:t>
+            </w:r>
+          </w:p>
+        </w:tc>
+      </w:tr>
+      <w:tr>
+        <w:tc>
+          <w:tcPr>
+            <w:tcW w:type="dxa" w:w="2160"/>
+          </w:tcPr>
+          <w:p>
+            <w:r>
+              <w:t>1.50 m: Deneme yükü ≤ tendon sınırı</w:t>
+            </w:r>
+          </w:p>
+        </w:tc>
+        <w:tc>
+          <w:tcPr>
+            <w:tcW w:type="dxa" w:w="2160"/>
+          </w:tcPr>
+          <w:p>
+            <w:r>
+              <w:t>438.48</w:t>
+            </w:r>
+          </w:p>
+        </w:tc>
+        <w:tc>
+          <w:tcPr>
+            <w:tcW w:type="dxa" w:w="2160"/>
+          </w:tcPr>
+          <w:p>
+            <w:r>
+              <w:t>625.68</w:t>
+            </w:r>
+          </w:p>
+        </w:tc>
+        <w:tc>
+          <w:tcPr>
+            <w:tcW w:type="dxa" w:w="2160"/>
+          </w:tcPr>
+          <w:p>
+            <w:r>
+              <w:t>Sağlıyor</w:t>
+            </w:r>
+          </w:p>
+        </w:tc>
+      </w:tr>
+      <w:tr>
+        <w:tc>
+          <w:tcPr>
+            <w:tcW w:type="dxa" w:w="2160"/>
+          </w:tcPr>
+          <w:p>
+            <w:r>
+              <w:t>1.50 m: Kök merkezi üzerinde en az örtü kalınlığı</w:t>
+            </w:r>
+          </w:p>
+        </w:tc>
+        <w:tc>
+          <w:tcPr>
+            <w:tcW w:type="dxa" w:w="2160"/>
+          </w:tcPr>
+          <w:p>
+            <w:r>
+              <w:t>4.50</w:t>
+            </w:r>
+          </w:p>
+        </w:tc>
+        <w:tc>
+          <w:tcPr>
+            <w:tcW w:type="dxa" w:w="2160"/>
+          </w:tcPr>
+          <w:p>
+            <w:r>
+              <w:t>1.50</w:t>
+            </w:r>
+          </w:p>
+        </w:tc>
+        <w:tc>
+          <w:tcPr>
+            <w:tcW w:type="dxa" w:w="2160"/>
+          </w:tcPr>
+          <w:p>
+            <w:r>
+              <w:t>Sağlamıyor</w:t>
+            </w:r>
+          </w:p>
+        </w:tc>
+      </w:tr>
+      <w:tr>
+        <w:tc>
+          <w:tcPr>
+            <w:tcW w:type="dxa" w:w="2160"/>
+          </w:tcPr>
+          <w:p>
+            <w:r>
+              <w:t>4.50 m: Tasarım yükü ≤ tendon sınırı</w:t>
+            </w:r>
+          </w:p>
+        </w:tc>
+        <w:tc>
+          <w:tcPr>
+            <w:tcW w:type="dxa" w:w="2160"/>
+          </w:tcPr>
+          <w:p>
+            <w:r>
+              <w:t>339.06</w:t>
+            </w:r>
+          </w:p>
+        </w:tc>
+        <w:tc>
+          <w:tcPr>
+            <w:tcW w:type="dxa" w:w="2160"/>
+          </w:tcPr>
+          <w:p>
+            <w:r>
+              <w:t>469.26</w:t>
+            </w:r>
+          </w:p>
+        </w:tc>
+        <w:tc>
+          <w:tcPr>
+            <w:tcW w:type="dxa" w:w="2160"/>
+          </w:tcPr>
+          <w:p>
+            <w:r>
+              <w:t>Sağlıyor</w:t>
+            </w:r>
+          </w:p>
+        </w:tc>
+      </w:tr>
+      <w:tr>
+        <w:tc>
+          <w:tcPr>
+            <w:tcW w:type="dxa" w:w="2160"/>
+          </w:tcPr>
+          <w:p>
+            <w:r>
+              <w:t>4.50 m: Kilitleme yükü ≤ tendon sınırı</w:t>
+            </w:r>
+          </w:p>
+        </w:tc>
+        <w:tc>
+          <w:tcPr>
+            <w:tcW w:type="dxa" w:w="2160"/>
+          </w:tcPr>
+          <w:p>
+            <w:r>
+              <w:t>339.06</w:t>
+            </w:r>
+          </w:p>
+        </w:tc>
+        <w:tc>
+          <w:tcPr>
+            <w:tcW w:type="dxa" w:w="2160"/>
+          </w:tcPr>
+          <w:p>
+            <w:r>
+              <w:t>547.47</w:t>
+            </w:r>
+          </w:p>
+        </w:tc>
+        <w:tc>
+          <w:tcPr>
+            <w:tcW w:type="dxa" w:w="2160"/>
+          </w:tcPr>
+          <w:p>
+            <w:r>
+              <w:t>Sağlıyor</w:t>
+            </w:r>
+          </w:p>
+        </w:tc>
+      </w:tr>
+      <w:tr>
+        <w:tc>
+          <w:tcPr>
+            <w:tcW w:type="dxa" w:w="2160"/>
+          </w:tcPr>
+          <w:p>
+            <w:r>
+              <w:t>4.50 m: Deneme yükü ≤ tendon sınırı</w:t>
+            </w:r>
+          </w:p>
+        </w:tc>
+        <w:tc>
+          <w:tcPr>
+            <w:tcW w:type="dxa" w:w="2160"/>
+          </w:tcPr>
+          <w:p>
+            <w:r>
+              <w:t>450.95</w:t>
+            </w:r>
+          </w:p>
+        </w:tc>
+        <w:tc>
+          <w:tcPr>
+            <w:tcW w:type="dxa" w:w="2160"/>
+          </w:tcPr>
+          <w:p>
+            <w:r>
+              <w:t>625.68</w:t>
+            </w:r>
+          </w:p>
+        </w:tc>
+        <w:tc>
+          <w:tcPr>
+            <w:tcW w:type="dxa" w:w="2160"/>
+          </w:tcPr>
+          <w:p>
+            <w:r>
+              <w:t>Sağlıyor</w:t>
+            </w:r>
+          </w:p>
+        </w:tc>
+      </w:tr>
+      <w:tr>
+        <w:tc>
+          <w:tcPr>
+            <w:tcW w:type="dxa" w:w="2160"/>
+          </w:tcPr>
+          <w:p>
+            <w:r>
+              <w:t>4.50 m: Kök merkezi üzerinde en az örtü kalınlığı</w:t>
+            </w:r>
+          </w:p>
+        </w:tc>
+        <w:tc>
+          <w:tcPr>
+            <w:tcW w:type="dxa" w:w="2160"/>
+          </w:tcPr>
+          <w:p>
+            <w:r>
+              <w:t>4.50</w:t>
+            </w:r>
+          </w:p>
+        </w:tc>
+        <w:tc>
+          <w:tcPr>
+            <w:tcW w:type="dxa" w:w="2160"/>
+          </w:tcPr>
+          <w:p>
+            <w:r>
+              <w:t>4.50</w:t>
+            </w:r>
+          </w:p>
+        </w:tc>
+        <w:tc>
+          <w:tcPr>
+            <w:tcW w:type="dxa" w:w="2160"/>
+          </w:tcPr>
+          <w:p>
+            <w:r>
+              <w:t>Sağlıyor</w:t>
+            </w:r>
+          </w:p>
+        </w:tc>
+      </w:tr>
+      <w:tr>
+        <w:tc>
+          <w:tcPr>
+            <w:tcW w:type="dxa" w:w="2160"/>
+          </w:tcPr>
+          <w:p>
+            <w:r>
+              <w:t>7.50 m: Tasarım yükü ≤ tendon sınırı</w:t>
+            </w:r>
+          </w:p>
+        </w:tc>
+        <w:tc>
+          <w:tcPr>
+            <w:tcW w:type="dxa" w:w="2160"/>
+          </w:tcPr>
+          <w:p>
+            <w:r>
+              <w:t>311.46</w:t>
+            </w:r>
+          </w:p>
+        </w:tc>
+        <w:tc>
+          <w:tcPr>
+            <w:tcW w:type="dxa" w:w="2160"/>
+          </w:tcPr>
+          <w:p>
+            <w:r>
+              <w:t>312.84</w:t>
+            </w:r>
+          </w:p>
+        </w:tc>
+        <w:tc>
+          <w:tcPr>
+            <w:tcW w:type="dxa" w:w="2160"/>
+          </w:tcPr>
+          <w:p>
+            <w:r>
+              <w:t>Sağlıyor</w:t>
+            </w:r>
+          </w:p>
+        </w:tc>
+      </w:tr>
+      <w:tr>
+        <w:tc>
+          <w:tcPr>
+            <w:tcW w:type="dxa" w:w="2160"/>
+          </w:tcPr>
+          <w:p>
+            <w:r>
+              <w:t>7.50 m: Kilitleme yükü ≤ tendon sınırı</w:t>
+            </w:r>
+          </w:p>
+        </w:tc>
+        <w:tc>
+          <w:tcPr>
+            <w:tcW w:type="dxa" w:w="2160"/>
+          </w:tcPr>
+          <w:p>
+            <w:r>
+              <w:t>311.46</w:t>
+            </w:r>
+          </w:p>
+        </w:tc>
+        <w:tc>
+          <w:tcPr>
+            <w:tcW w:type="dxa" w:w="2160"/>
+          </w:tcPr>
+          <w:p>
+            <w:r>
+              <w:t>364.98</w:t>
+            </w:r>
+          </w:p>
+        </w:tc>
+        <w:tc>
+          <w:tcPr>
+            <w:tcW w:type="dxa" w:w="2160"/>
+          </w:tcPr>
+          <w:p>
+            <w:r>
+              <w:t>Sağlıyor</w:t>
+            </w:r>
+          </w:p>
+        </w:tc>
+      </w:tr>
+      <w:tr>
+        <w:tc>
+          <w:tcPr>
+            <w:tcW w:type="dxa" w:w="2160"/>
+          </w:tcPr>
+          <w:p>
+            <w:r>
+              <w:t>7.50 m: Deneme yükü ≤ tendon sınırı</w:t>
+            </w:r>
+          </w:p>
+        </w:tc>
+        <w:tc>
+          <w:tcPr>
+            <w:tcW w:type="dxa" w:w="2160"/>
+          </w:tcPr>
+          <w:p>
+            <w:r>
+              <w:t>414.24</w:t>
+            </w:r>
+          </w:p>
+        </w:tc>
+        <w:tc>
+          <w:tcPr>
+            <w:tcW w:type="dxa" w:w="2160"/>
+          </w:tcPr>
+          <w:p>
+            <w:r>
+              <w:t>417.12</w:t>
+            </w:r>
+          </w:p>
+        </w:tc>
+        <w:tc>
+          <w:tcPr>
+            <w:tcW w:type="dxa" w:w="2160"/>
+          </w:tcPr>
+          <w:p>
+            <w:r>
+              <w:t>Sağlıyor</w:t>
+            </w:r>
+          </w:p>
+        </w:tc>
+      </w:tr>
+      <w:tr>
+        <w:tc>
+          <w:tcPr>
+            <w:tcW w:type="dxa" w:w="2160"/>
+          </w:tcPr>
+          <w:p>
+            <w:r>
+              <w:t>7.50 m: Kök merkezi üzerinde en az örtü kalınlığı</w:t>
+            </w:r>
+          </w:p>
+        </w:tc>
+        <w:tc>
+          <w:tcPr>
+            <w:tcW w:type="dxa" w:w="2160"/>
+          </w:tcPr>
+          <w:p>
+            <w:r>
+              <w:t>4.50</w:t>
+            </w:r>
+          </w:p>
+        </w:tc>
+        <w:tc>
+          <w:tcPr>
+            <w:tcW w:type="dxa" w:w="2160"/>
+          </w:tcPr>
+          <w:p>
+            <w:r>
+              <w:t>7.50</w:t>
+            </w:r>
+          </w:p>
+        </w:tc>
+        <w:tc>
+          <w:tcPr>
+            <w:tcW w:type="dxa" w:w="2160"/>
+          </w:tcPr>
+          <w:p>
+            <w:r>
+              <w:t>Sağlıyor</w:t>
             </w:r>
           </w:p>
         </w:tc>
@@ -5939,23 +6851,7 @@
         <w:pStyle w:val="ListBullet"/>
       </w:pPr>
       <w:r>
-        <w:t>Gömülme yalnız moment dengesinden bulundu; 349.8 kN/m uç kuvveti artığı dengelenmedi ve kesme maksimumuna katılmadı.</w:t>
-      </w:r>
-    </w:p>
-    <w:p>
-      <w:pPr>
-        <w:pStyle w:val="ListBullet"/>
-      </w:pPr>
-      <w:r>
-        <w:t>Birden çok ankraj seviyesi: yatay zemin için ampirik görünür basınç zarfı (kum) (Terzaghi-Peck, Peck 1969, FHWA GEC-4 böl. 5).</w:t>
-      </w:r>
-    </w:p>
-    <w:p>
-      <w:pPr>
-        <w:pStyle w:val="ListBullet"/>
-      </w:pPr>
-      <w:r>
-        <w:t>Zarf şekilleri ve menteşe yöntemi Peck diyagramlarının özet bir ders notuyla karşılaştırıldı, özgün şekillerle değil; tasarımda kullanmadan önce doğrulayın.</w:t>
+        <w:t>Görünür basınç zarfı (kum), yatay zemin: FHWA GEC-4 5.2.4–5.2.6 (kum ve sert kil trapez, Şekil 24 ve 27; yumuşak kil Şekil 23c). Ampirik bir yöntemdir.</w:t>
       </w:r>
     </w:p>
     <w:p>
@@ -5971,7 +6867,7 @@
         <w:pStyle w:val="ListBullet"/>
       </w:pPr>
       <w:r>
-        <w:t>Gömülme, taban reaksiyonu R_B ve taban altı net basınç altında uç noktaya göre moment dengesinden (azaltılmış pasif).</w:t>
+        <w:t>Gömülme: taban reaksiyonu R_B ve taban altı net basınç (pasif, girilen güvenlik sayısına bölünmüş) altında uç noktaya göre moment dengesi. GEC-4 5.5.3 kuvvet ölçütünden daha derin sonuç verir.</w:t>
       </w:r>
     </w:p>
     <w:p>
@@ -6003,7 +6899,7 @@
         <w:pStyle w:val="ListBullet"/>
       </w:pPr>
       <w:r>
-        <w:t>Kök bölgesi kayma yüzeyinin 2.0 m ötesinde başlar: max(1,5 m; 0,2 H) (GEC-4 5.3.4: H/5 veya 1,5 m; büyüğü alındı).</w:t>
+        <w:t>1.50 m: Kök bölgesi kayma yüzeyinin 2.0 m ötesinde başlar; mesafe yüzeye dik ölçülür (GEC-4 Şekil 37a: χ = 1,5 m veya 0,2H, büyüğü).</w:t>
       </w:r>
     </w:p>
     <w:p>
@@ -6011,7 +6907,7 @@
         <w:pStyle w:val="ListBullet"/>
       </w:pPr>
       <w:r>
-        <w:t>En az serbest boy 4.5 m (strand) kabul edildi (GEC-4 5.3.4).</w:t>
+        <w:t>1.50 m: En az serbest boy 4.5 m (strand) kabul edildi (GEC-4 5.3.4).</w:t>
       </w:r>
     </w:p>
     <w:p>
@@ -6019,7 +6915,7 @@
         <w:pStyle w:val="ListBullet"/>
       </w:pPr>
       <w:r>
-        <w:t>Kayma yüzeyi kazı tabanı köşesinden başlar (GEC-4 5.3.2).</w:t>
+        <w:t>1.50 m: Kayma yüzeyi kazı tabanı köşesinden başlar (GEC-4 5.3.2).</w:t>
       </w:r>
     </w:p>
     <w:p>
@@ -6027,7 +6923,7 @@
         <w:pStyle w:val="ListBullet"/>
       </w:pPr>
       <w:r>
-        <w:t>Arka zemin yatay, duvar yüzü düşey kabul edildi; eğimli zemin bu aşamada desteklenmiyor.</w:t>
+        <w:t>1.50 m: Arka zemin yatay, duvar yüzü düşey kabul edildi; eğimli zemin bu aşamada desteklenmiyor.</w:t>
       </w:r>
     </w:p>
     <w:p>
@@ -6035,7 +6931,7 @@
         <w:pStyle w:val="ListBullet"/>
       </w:pPr>
       <w:r>
-        <w:t>Azami deneme yükü = 1.33 × tasarım yükü (GEC-4 s. 75-77).</w:t>
+        <w:t>1.50 m: Azami deneme yükü = 1.33 × tasarım yükü (GEC-4 s. 75-77).</w:t>
       </w:r>
     </w:p>
     <w:p>
@@ -6043,7 +6939,127 @@
         <w:pStyle w:val="ListBullet"/>
       </w:pPr>
       <w:r>
-        <w:t>Tendon sınırları 0,6 / 0,7 / 0,8 SMTS (tasarım / kilitleme / deneme), GEC-4 s. 77.</w:t>
+        <w:t>1.50 m: Tendon sınırları 0,6 / 0,7 / 0,8 SMTS (tasarım / kilitleme / deneme), GEC-4 s. 77.</w:t>
+      </w:r>
+    </w:p>
+    <w:p>
+      <w:pPr>
+        <w:pStyle w:val="ListBullet"/>
+      </w:pPr>
+      <w:r>
+        <w:t>1.50 m: En küçük kök boyu 4.5 m (soil, strand) alındı (GEC-4 Ek E, 3B).</w:t>
+      </w:r>
+    </w:p>
+    <w:p>
+      <w:pPr>
+        <w:pStyle w:val="ListBullet"/>
+      </w:pPr>
+      <w:r>
+        <w:t>4.50 m: Kök bölgesi kayma yüzeyinin 2.0 m ötesinde başlar; mesafe yüzeye dik ölçülür (GEC-4 Şekil 37a: χ = 1,5 m veya 0,2H, büyüğü).</w:t>
+      </w:r>
+    </w:p>
+    <w:p>
+      <w:pPr>
+        <w:pStyle w:val="ListBullet"/>
+      </w:pPr>
+      <w:r>
+        <w:t>4.50 m: En az serbest boy 4.5 m (strand) kabul edildi (GEC-4 5.3.4).</w:t>
+      </w:r>
+    </w:p>
+    <w:p>
+      <w:pPr>
+        <w:pStyle w:val="ListBullet"/>
+      </w:pPr>
+      <w:r>
+        <w:t>4.50 m: Kayma yüzeyi kazı tabanı köşesinden başlar (GEC-4 5.3.2).</w:t>
+      </w:r>
+    </w:p>
+    <w:p>
+      <w:pPr>
+        <w:pStyle w:val="ListBullet"/>
+      </w:pPr>
+      <w:r>
+        <w:t>4.50 m: Arka zemin yatay, duvar yüzü düşey kabul edildi; eğimli zemin bu aşamada desteklenmiyor.</w:t>
+      </w:r>
+    </w:p>
+    <w:p>
+      <w:pPr>
+        <w:pStyle w:val="ListBullet"/>
+      </w:pPr>
+      <w:r>
+        <w:t>4.50 m: Azami deneme yükü = 1.33 × tasarım yükü (GEC-4 s. 75-77).</w:t>
+      </w:r>
+    </w:p>
+    <w:p>
+      <w:pPr>
+        <w:pStyle w:val="ListBullet"/>
+      </w:pPr>
+      <w:r>
+        <w:t>4.50 m: Tendon sınırları 0,6 / 0,7 / 0,8 SMTS (tasarım / kilitleme / deneme), GEC-4 s. 77.</w:t>
+      </w:r>
+    </w:p>
+    <w:p>
+      <w:pPr>
+        <w:pStyle w:val="ListBullet"/>
+      </w:pPr>
+      <w:r>
+        <w:t>4.50 m: En küçük kök boyu 4.5 m (soil, strand) alındı (GEC-4 Ek E, 3B).</w:t>
+      </w:r>
+    </w:p>
+    <w:p>
+      <w:pPr>
+        <w:pStyle w:val="ListBullet"/>
+      </w:pPr>
+      <w:r>
+        <w:t>7.50 m: Kök bölgesi kayma yüzeyinin 2.0 m ötesinde başlar; mesafe yüzeye dik ölçülür (GEC-4 Şekil 37a: χ = 1,5 m veya 0,2H, büyüğü).</w:t>
+      </w:r>
+    </w:p>
+    <w:p>
+      <w:pPr>
+        <w:pStyle w:val="ListBullet"/>
+      </w:pPr>
+      <w:r>
+        <w:t>7.50 m: En az serbest boy 4.5 m (strand) kabul edildi (GEC-4 5.3.4).</w:t>
+      </w:r>
+    </w:p>
+    <w:p>
+      <w:pPr>
+        <w:pStyle w:val="ListBullet"/>
+      </w:pPr>
+      <w:r>
+        <w:t>7.50 m: Kayma yüzeyi kazı tabanı köşesinden başlar (GEC-4 5.3.2).</w:t>
+      </w:r>
+    </w:p>
+    <w:p>
+      <w:pPr>
+        <w:pStyle w:val="ListBullet"/>
+      </w:pPr>
+      <w:r>
+        <w:t>7.50 m: Arka zemin yatay, duvar yüzü düşey kabul edildi; eğimli zemin bu aşamada desteklenmiyor.</w:t>
+      </w:r>
+    </w:p>
+    <w:p>
+      <w:pPr>
+        <w:pStyle w:val="ListBullet"/>
+      </w:pPr>
+      <w:r>
+        <w:t>7.50 m: Azami deneme yükü = 1.33 × tasarım yükü (GEC-4 s. 75-77).</w:t>
+      </w:r>
+    </w:p>
+    <w:p>
+      <w:pPr>
+        <w:pStyle w:val="ListBullet"/>
+      </w:pPr>
+      <w:r>
+        <w:t>7.50 m: Tendon sınırları 0,6 / 0,7 / 0,8 SMTS (tasarım / kilitleme / deneme), GEC-4 s. 77.</w:t>
+      </w:r>
+    </w:p>
+    <w:p>
+      <w:pPr>
+        <w:pStyle w:val="ListBullet"/>
+      </w:pPr>
+      <w:r>
+        <w:t>7.50 m: En küçük kök boyu 4.5 m (soil, strand) alındı (GEC-4 Ek E, 3B).</w:t>
       </w:r>
     </w:p>
     <w:p>
@@ -6059,7 +7075,7 @@
         <w:pStyle w:val="ListBullet"/>
       </w:pPr>
       <w:r>
-        <w:t>Yük aktarımı / kenetlenme değerinin kaynağı belirtilmedi; ön tasarım değerleri anahtar çalışma ile doğrulanmalıdır.</w:t>
+        <w:t>Dış (genel) stabilite ve derin kayma (Kranz) kontrol edilmedi. Ankrajların arkasından ve içinden geçen kayma yüzeyleri için limit denge analizi ayrıca yapılmalı; GEC-4 5.8.3'e göre en az FS = 1,3 (kritik kalıcı yapıda 1,5).</w:t>
       </w:r>
     </w:p>
     <w:p>
@@ -6067,7 +7083,7 @@
         <w:pStyle w:val="ListBullet"/>
       </w:pPr>
       <w:r>
-        <w:t>Eğim 0.0°; GEC-4'te yaygın aralık 10.0°–45.0°.</w:t>
+        <w:t>Gömülme, uç noktasına göre moment dengesinden bulundu (GEC-4 5.5.3 kuvvet ölçütünden daha derin, güvenli taraf). Uçta 290.4 kN/m kuvvet artığı dengelenmedi; bu kuvvet kesme maksimumuna katılmadı, gömülü kısmın kesiti için ayrıca değerlendirilmeli.</w:t>
       </w:r>
     </w:p>
     <w:p>
@@ -6075,7 +7091,7 @@
         <w:pStyle w:val="ListBullet"/>
       </w:pPr>
       <w:r>
-        <w:t>Kök merkezinde örtü 1.5 m; en az 4.5 m olmalı (GEC-4 5.3.7).</w:t>
+        <w:t>Ankraj serbest boyu 45° + φ′/2 düzlem kamasıyla bulundu. GEC-4 5.3.2'ye göre bu yalnız düzgün kohezyonsuz zemin ve yatay yüzey içindir; katmanlı zemin, kil veya sürşarj varken kritik yüzey deneme kaması / limit denge ile ayrıca bulunmalı.</w:t>
       </w:r>
     </w:p>
     <w:p>
@@ -6083,7 +7099,63 @@
         <w:pStyle w:val="ListBullet"/>
       </w:pPr>
       <w:r>
-        <w:t>2 halat GEC-4 Tablo 10'da listelenmiyor; kapasite tek halat değerinin katı olarak alındı.</w:t>
+        <w:t>1.50 m: Yük aktarımı / bağ gerilmesi değerinin kaynağı belirtilmedi; ön tasarım değerleri ankraj deneyleriyle doğrulanmalıdır.</w:t>
+      </w:r>
+    </w:p>
+    <w:p>
+      <w:pPr>
+        <w:pStyle w:val="ListBullet"/>
+      </w:pPr>
+      <w:r>
+        <w:t>1.50 m: Eğim 0.0°; GEC-4'te yaygın aralık 10.0°–45.0°.</w:t>
+      </w:r>
+    </w:p>
+    <w:p>
+      <w:pPr>
+        <w:pStyle w:val="ListBullet"/>
+      </w:pPr>
+      <w:r>
+        <w:t>1.50 m: Kök merkezinde örtü 1.5 m; en az 4.5 m olmalı (GEC-4 5.3.7).</w:t>
+      </w:r>
+    </w:p>
+    <w:p>
+      <w:pPr>
+        <w:pStyle w:val="ListBullet"/>
+      </w:pPr>
+      <w:r>
+        <w:t>4.50 m: Yük aktarımı / bağ gerilmesi değerinin kaynağı belirtilmedi; ön tasarım değerleri ankraj deneyleriyle doğrulanmalıdır.</w:t>
+      </w:r>
+    </w:p>
+    <w:p>
+      <w:pPr>
+        <w:pStyle w:val="ListBullet"/>
+      </w:pPr>
+      <w:r>
+        <w:t>4.50 m: Eğim 0.0°; GEC-4'te yaygın aralık 10.0°–45.0°.</w:t>
+      </w:r>
+    </w:p>
+    <w:p>
+      <w:pPr>
+        <w:pStyle w:val="ListBullet"/>
+      </w:pPr>
+      <w:r>
+        <w:t>7.50 m: Yük aktarımı / bağ gerilmesi değerinin kaynağı belirtilmedi; ön tasarım değerleri ankraj deneyleriyle doğrulanmalıdır.</w:t>
+      </w:r>
+    </w:p>
+    <w:p>
+      <w:pPr>
+        <w:pStyle w:val="ListBullet"/>
+      </w:pPr>
+      <w:r>
+        <w:t>7.50 m: 2 halat GEC-4 Tablo 10'da listelenmiyor; kapasite tek halat değerinin katı olarak alındı.</w:t>
+      </w:r>
+    </w:p>
+    <w:p>
+      <w:pPr>
+        <w:pStyle w:val="ListBullet"/>
+      </w:pPr>
+      <w:r>
+        <w:t>7.50 m: Eğim 0.0°; GEC-4'te yaygın aralık 10.0°–45.0°.</w:t>
       </w:r>
     </w:p>
     <w:p>
@@ -6099,7 +7171,7 @@
         <w:pStyle w:val="ListBullet"/>
       </w:pPr>
       <w:r>
-        <w:t>Terzaghi and Peck (1967) Soil Mechanics in Engineering Practice; Peck (1969) 7th ICSMFE</w:t>
+        <w:t>FHWA GEC-4 (FHWA-IF-99-015) 5.2.4-5.2.6, figures 23, 24, 27-29, eq. 9-12 (apparent earth pressure envelopes)</w:t>
       </w:r>
     </w:p>
     <w:p>
@@ -6107,7 +7179,7 @@
         <w:pStyle w:val="ListBullet"/>
       </w:pPr>
       <w:r>
-        <w:t>FHWA GEC-4 (FHWA-IF-99-015) ch. 5, apparent pressure envelopes and hinge/tributary methods</w:t>
+        <w:t>FHWA GEC-4 (FHWA-IF-99-015) 5.3.3, figures 33-34 (hinge and tributary methods), 5.4.1 (wall moments)</w:t>
       </w:r>
     </w:p>
     <w:p>
@@ -6115,7 +7187,15 @@
         <w:pStyle w:val="ListBullet"/>
       </w:pPr>
       <w:r>
-        <w:t>USS Steel Sheet Piling Design Manual; USACE EM 1110-2-2504 (free earth support)</w:t>
+        <w:t>FHWA GEC-4 (FHWA-IF-99-015) 5.5.3 (embedment; passive factor of safety)</w:t>
+      </w:r>
+    </w:p>
+    <w:p>
+      <w:pPr>
+        <w:pStyle w:val="ListBullet"/>
+      </w:pPr>
+      <w:r>
+        <w:t>FHWA GEC-4 (FHWA-IF-99-015) 5.8.3 (external stability: not analysed, check separately)</w:t>
       </w:r>
     </w:p>
     <w:sectPr>
